--- a/tech_blog_output/dspark_speculative_decoding/final/blog.en.docx
+++ b/tech_blog_output/dspark_speculative_decoding/final/blog.en.docx
@@ -64,7 +64,7 @@
           <w:color w:val="626B75"/>
           <w:sz w:val="19"/>
         </w:rPr>
-        <w:t>Source slides: user-provided slide deck</w:t>
+        <w:t>Source slides: DSpark_投机解码分享.pptx</w:t>
       </w:r>
     </w:p>
     <w:p>
@@ -78,7 +78,7 @@
           <w:color w:val="626B75"/>
           <w:sz w:val="20"/>
         </w:rPr>
-        <w:t>2026-08-02</w:t>
+        <w:t>2026-08-05</w:t>
       </w:r>
       <w:r>
         <w:br w:type="page"/>
@@ -88,6 +88,48 @@
       <w:pPr>
         <w:pStyle w:val="Lead"/>
       </w:pPr>
+      <w:r>
+        <w:rPr>
+          <w:b/>
+        </w:rPr>
+        <w:t>Source video</w:t>
+      </w:r>
+      <w:r>
+        <w:t xml:space="preserve">: </w:t>
+      </w:r>
+      <w:hyperlink r:id="rId11">
+        <w:r>
+          <w:rPr>
+            <w:color w:val="0563C1"/>
+            <w:u w:val="single"/>
+          </w:rPr>
+          <w:t>Bilibili BV18E3u63EdR</w:t>
+        </w:r>
+      </w:hyperlink>
+      <w:r>
+        <w:t xml:space="preserve"> · </w:t>
+      </w:r>
+      <w:r>
+        <w:rPr>
+          <w:b/>
+        </w:rPr>
+        <w:t>Slides</w:t>
+      </w:r>
+      <w:r>
+        <w:t xml:space="preserve">: </w:t>
+      </w:r>
+      <w:hyperlink r:id="rId12">
+        <w:r>
+          <w:rPr>
+            <w:color w:val="0563C1"/>
+            <w:u w:val="single"/>
+          </w:rPr>
+          <w:t>DSpark 投机解码分享</w:t>
+        </w:r>
+      </w:hyperlink>
+    </w:p>
+    <w:p>
+      <w:pPr/>
       <w:r>
         <w:t>The core bottleneck of autoregressive generation in large models is well known—each step produces only a single token, each step requires moving all parameters from GPU memory to the compute units, and vast GPU compute capacity sits idle. Speculative decoding breaks through this bottleneck with a "small model drafts, large model verifies" paradigm, yet engineering tensions—insufficient draft quality, prohibitive hidden-state extraction costs, and incomplete cluster deployment pipelines—make real-world deployment far more complex than algorithm papers suggest.</w:t>
       </w:r>
@@ -169,7 +211,7 @@
         <w:spacing w:after="80" w:line="290" w:lineRule="auto"/>
         <w:numPr>
           <w:ilvl w:val="0"/>
-          <w:numId w:val="11"/>
+          <w:numId w:val="12"/>
         </w:numPr>
       </w:pPr>
       <w:r>
@@ -181,7 +223,7 @@
         <w:spacing w:after="80" w:line="290" w:lineRule="auto"/>
         <w:numPr>
           <w:ilvl w:val="0"/>
-          <w:numId w:val="11"/>
+          <w:numId w:val="12"/>
         </w:numPr>
       </w:pPr>
       <w:r>
@@ -193,7 +235,7 @@
         <w:spacing w:after="80" w:line="290" w:lineRule="auto"/>
         <w:numPr>
           <w:ilvl w:val="0"/>
-          <w:numId w:val="11"/>
+          <w:numId w:val="12"/>
         </w:numPr>
       </w:pPr>
       <w:r>
@@ -205,7 +247,7 @@
         <w:spacing w:after="80" w:line="290" w:lineRule="auto"/>
         <w:numPr>
           <w:ilvl w:val="0"/>
-          <w:numId w:val="11"/>
+          <w:numId w:val="12"/>
         </w:numPr>
       </w:pPr>
       <w:r>
@@ -435,7 +477,7 @@
                 <w:rFonts w:ascii="Calibri" w:hAnsi="Calibri" w:eastAsia="Microsoft YaHei"/>
                 <w:sz w:val="18"/>
               </w:rPr>
-              <w:t>Rapidly generate $k$ candidate tokens</w:t>
+              <w:t>Rapidly generate k candidate tokens</w:t>
             </w:r>
           </w:p>
         </w:tc>
@@ -534,7 +576,7 @@
                 <w:rFonts w:ascii="Calibri" w:hAnsi="Calibri" w:eastAsia="Microsoft YaHei"/>
                 <w:sz w:val="18"/>
               </w:rPr>
-              <w:t>Score all $k$ positions in a single forward pass</w:t>
+              <w:t>Score all k positions in a single forward pass</w:t>
             </w:r>
           </w:p>
         </w:tc>
@@ -719,7 +761,7 @@
                     <pic:cNvPicPr/>
                   </pic:nvPicPr>
                   <pic:blipFill>
-                    <a:blip r:embed="rId11"/>
+                    <a:blip r:embed="rId13"/>
                     <a:stretch>
                       <a:fillRect/>
                     </a:stretch>
@@ -758,7 +800,7 @@
         <w:spacing w:after="80" w:line="290" w:lineRule="auto"/>
         <w:numPr>
           <w:ilvl w:val="0"/>
-          <w:numId w:val="11"/>
+          <w:numId w:val="13"/>
         </w:numPr>
       </w:pPr>
       <w:r>
@@ -788,7 +830,7 @@
         <w:spacing w:after="80" w:line="290" w:lineRule="auto"/>
         <w:numPr>
           <w:ilvl w:val="0"/>
-          <w:numId w:val="11"/>
+          <w:numId w:val="13"/>
         </w:numPr>
       </w:pPr>
       <w:r>
@@ -806,7 +848,7 @@
         <w:spacing w:after="80" w:line="290" w:lineRule="auto"/>
         <w:numPr>
           <w:ilvl w:val="0"/>
-          <w:numId w:val="11"/>
+          <w:numId w:val="13"/>
         </w:numPr>
       </w:pPr>
       <w:r>
@@ -860,7 +902,7 @@
         <w:spacing w:after="80" w:line="290" w:lineRule="auto"/>
         <w:numPr>
           <w:ilvl w:val="0"/>
-          <w:numId w:val="11"/>
+          <w:numId w:val="13"/>
         </w:numPr>
       </w:pPr>
       <w:r>
@@ -890,7 +932,7 @@
         <w:spacing w:after="80" w:line="290" w:lineRule="auto"/>
         <w:numPr>
           <w:ilvl w:val="0"/>
-          <w:numId w:val="11"/>
+          <w:numId w:val="13"/>
         </w:numPr>
       </w:pPr>
       <w:r>
@@ -920,7 +962,7 @@
         <w:spacing w:after="80" w:line="290" w:lineRule="auto"/>
         <w:numPr>
           <w:ilvl w:val="0"/>
-          <w:numId w:val="11"/>
+          <w:numId w:val="13"/>
         </w:numPr>
       </w:pPr>
       <w:r>
@@ -1651,7 +1693,7 @@
                     <pic:cNvPicPr/>
                   </pic:nvPicPr>
                   <pic:blipFill>
-                    <a:blip r:embed="rId12"/>
+                    <a:blip r:embed="rId14"/>
                     <a:stretch>
                       <a:fillRect/>
                     </a:stretch>
@@ -2375,7 +2417,7 @@
                     <pic:cNvPicPr/>
                   </pic:nvPicPr>
                   <pic:blipFill>
-                    <a:blip r:embed="rId13"/>
+                    <a:blip r:embed="rId15"/>
                     <a:stretch>
                       <a:fillRect/>
                     </a:stretch>
@@ -3576,7 +3618,7 @@
                     <pic:cNvPicPr/>
                   </pic:nvPicPr>
                   <pic:blipFill>
-                    <a:blip r:embed="rId14"/>
+                    <a:blip r:embed="rId16"/>
                     <a:stretch>
                       <a:fillRect/>
                     </a:stretch>
@@ -4492,7 +4534,7 @@
         <w:spacing w:after="80" w:line="290" w:lineRule="auto"/>
         <w:numPr>
           <w:ilvl w:val="0"/>
-          <w:numId w:val="11"/>
+          <w:numId w:val="14"/>
         </w:numPr>
       </w:pPr>
       <w:r>
@@ -4510,7 +4552,7 @@
         <w:spacing w:after="80" w:line="290" w:lineRule="auto"/>
         <w:numPr>
           <w:ilvl w:val="0"/>
-          <w:numId w:val="11"/>
+          <w:numId w:val="14"/>
         </w:numPr>
       </w:pPr>
       <w:r>
@@ -4528,7 +4570,7 @@
         <w:spacing w:after="80" w:line="290" w:lineRule="auto"/>
         <w:numPr>
           <w:ilvl w:val="0"/>
-          <w:numId w:val="11"/>
+          <w:numId w:val="14"/>
         </w:numPr>
       </w:pPr>
       <w:r>
@@ -4546,7 +4588,7 @@
         <w:spacing w:after="80" w:line="290" w:lineRule="auto"/>
         <w:numPr>
           <w:ilvl w:val="0"/>
-          <w:numId w:val="11"/>
+          <w:numId w:val="14"/>
         </w:numPr>
       </w:pPr>
       <w:r>
@@ -4678,7 +4720,7 @@
                     <pic:cNvPicPr/>
                   </pic:nvPicPr>
                   <pic:blipFill>
-                    <a:blip r:embed="rId15"/>
+                    <a:blip r:embed="rId17"/>
                     <a:stretch>
                       <a:fillRect/>
                     </a:stretch>
@@ -5174,7 +5216,7 @@
         <w:spacing w:after="80" w:line="290" w:lineRule="auto"/>
         <w:numPr>
           <w:ilvl w:val="0"/>
-          <w:numId w:val="11"/>
+          <w:numId w:val="15"/>
         </w:numPr>
       </w:pPr>
       <w:r>
@@ -5186,7 +5228,7 @@
         <w:spacing w:after="80" w:line="290" w:lineRule="auto"/>
         <w:numPr>
           <w:ilvl w:val="0"/>
-          <w:numId w:val="11"/>
+          <w:numId w:val="15"/>
         </w:numPr>
       </w:pPr>
       <w:r>
@@ -5207,7 +5249,7 @@
         <w:spacing w:after="80" w:line="290" w:lineRule="auto"/>
         <w:numPr>
           <w:ilvl w:val="0"/>
-          <w:numId w:val="11"/>
+          <w:numId w:val="15"/>
         </w:numPr>
       </w:pPr>
       <w:r>
@@ -5243,7 +5285,7 @@
         <w:spacing w:after="80" w:line="290" w:lineRule="auto"/>
         <w:numPr>
           <w:ilvl w:val="0"/>
-          <w:numId w:val="11"/>
+          <w:numId w:val="15"/>
         </w:numPr>
       </w:pPr>
       <w:r>
@@ -5724,7 +5766,7 @@
                     <pic:cNvPicPr/>
                   </pic:nvPicPr>
                   <pic:blipFill>
-                    <a:blip r:embed="rId16"/>
+                    <a:blip r:embed="rId18"/>
                     <a:stretch>
                       <a:fillRect/>
                     </a:stretch>
@@ -6451,7 +6493,7 @@
                     <pic:cNvPicPr/>
                   </pic:nvPicPr>
                   <pic:blipFill>
-                    <a:blip r:embed="rId17"/>
+                    <a:blip r:embed="rId19"/>
                     <a:stretch>
                       <a:fillRect/>
                     </a:stretch>
@@ -6600,7 +6642,7 @@
         <w:spacing w:after="80" w:line="290" w:lineRule="auto"/>
         <w:numPr>
           <w:ilvl w:val="0"/>
-          <w:numId w:val="11"/>
+          <w:numId w:val="16"/>
         </w:numPr>
       </w:pPr>
       <w:r>
@@ -6630,7 +6672,7 @@
         <w:spacing w:after="80" w:line="290" w:lineRule="auto"/>
         <w:numPr>
           <w:ilvl w:val="0"/>
-          <w:numId w:val="11"/>
+          <w:numId w:val="16"/>
         </w:numPr>
       </w:pPr>
       <w:r>
@@ -6660,7 +6702,7 @@
         <w:spacing w:after="80" w:line="290" w:lineRule="auto"/>
         <w:numPr>
           <w:ilvl w:val="0"/>
-          <w:numId w:val="11"/>
+          <w:numId w:val="16"/>
         </w:numPr>
       </w:pPr>
       <w:r>
@@ -6783,7 +6825,7 @@
                     <pic:cNvPicPr/>
                   </pic:nvPicPr>
                   <pic:blipFill>
-                    <a:blip r:embed="rId18"/>
+                    <a:blip r:embed="rId20"/>
                     <a:stretch>
                       <a:fillRect/>
                     </a:stretch>
@@ -7504,7 +7546,7 @@
         <w:spacing w:after="80" w:line="290" w:lineRule="auto"/>
         <w:numPr>
           <w:ilvl w:val="0"/>
-          <w:numId w:val="11"/>
+          <w:numId w:val="17"/>
         </w:numPr>
       </w:pPr>
       <w:r>
@@ -7522,7 +7564,7 @@
         <w:spacing w:after="80" w:line="290" w:lineRule="auto"/>
         <w:numPr>
           <w:ilvl w:val="0"/>
-          <w:numId w:val="11"/>
+          <w:numId w:val="17"/>
         </w:numPr>
       </w:pPr>
       <w:r>
@@ -7564,7 +7606,7 @@
         <w:spacing w:after="80" w:line="290" w:lineRule="auto"/>
         <w:numPr>
           <w:ilvl w:val="0"/>
-          <w:numId w:val="11"/>
+          <w:numId w:val="17"/>
         </w:numPr>
       </w:pPr>
       <w:r>
@@ -7743,7 +7785,7 @@
         <w:spacing w:after="80" w:line="290" w:lineRule="auto"/>
         <w:numPr>
           <w:ilvl w:val="0"/>
-          <w:numId w:val="11"/>
+          <w:numId w:val="18"/>
         </w:numPr>
       </w:pPr>
       <w:r>
@@ -7761,7 +7803,7 @@
         <w:spacing w:after="80" w:line="290" w:lineRule="auto"/>
         <w:numPr>
           <w:ilvl w:val="0"/>
-          <w:numId w:val="11"/>
+          <w:numId w:val="18"/>
         </w:numPr>
       </w:pPr>
       <w:r>
@@ -7779,7 +7821,7 @@
         <w:spacing w:after="80" w:line="290" w:lineRule="auto"/>
         <w:numPr>
           <w:ilvl w:val="0"/>
-          <w:numId w:val="11"/>
+          <w:numId w:val="18"/>
         </w:numPr>
       </w:pPr>
       <w:r>
@@ -7797,7 +7839,7 @@
         <w:spacing w:after="80" w:line="290" w:lineRule="auto"/>
         <w:numPr>
           <w:ilvl w:val="0"/>
-          <w:numId w:val="11"/>
+          <w:numId w:val="18"/>
         </w:numPr>
       </w:pPr>
       <w:r>
@@ -7815,7 +7857,7 @@
         <w:spacing w:after="80" w:line="290" w:lineRule="auto"/>
         <w:numPr>
           <w:ilvl w:val="0"/>
-          <w:numId w:val="11"/>
+          <w:numId w:val="18"/>
         </w:numPr>
       </w:pPr>
       <w:r>
@@ -7830,7 +7872,7 @@
         <w:spacing w:after="80" w:line="290" w:lineRule="auto"/>
         <w:numPr>
           <w:ilvl w:val="0"/>
-          <w:numId w:val="11"/>
+          <w:numId w:val="18"/>
         </w:numPr>
       </w:pPr>
       <w:r>
@@ -7845,7 +7887,7 @@
         <w:spacing w:after="80" w:line="290" w:lineRule="auto"/>
         <w:numPr>
           <w:ilvl w:val="0"/>
-          <w:numId w:val="11"/>
+          <w:numId w:val="18"/>
         </w:numPr>
       </w:pPr>
       <w:r>
@@ -8260,6 +8302,139 @@
   </w:abstractNum>
   <w:num w:numId="11">
     <w:abstractNumId w:val="10"/>
+  </w:num>
+  <w:abstractNum w:abstractNumId="11">
+    <w:multiLevelType w:val="singleLevel"/>
+    <w:lvl w:ilvl="0">
+      <w:start w:val="1"/>
+      <w:numFmt w:val="decimal"/>
+      <w:lvlText w:val="%1."/>
+      <w:lvlJc w:val="left"/>
+      <w:pPr>
+        <w:tabs>
+          <w:tab w:val="num" w:pos="540"/>
+        </w:tabs>
+        <w:ind w:left="540" w:hanging="279"/>
+        <w:spacing w:after="80" w:line="290" w:lineRule="auto"/>
+      </w:pPr>
+    </w:lvl>
+  </w:abstractNum>
+  <w:num w:numId="12">
+    <w:abstractNumId w:val="11"/>
+  </w:num>
+  <w:abstractNum w:abstractNumId="12">
+    <w:multiLevelType w:val="singleLevel"/>
+    <w:lvl w:ilvl="0">
+      <w:start w:val="1"/>
+      <w:numFmt w:val="decimal"/>
+      <w:lvlText w:val="%1."/>
+      <w:lvlJc w:val="left"/>
+      <w:pPr>
+        <w:tabs>
+          <w:tab w:val="num" w:pos="540"/>
+        </w:tabs>
+        <w:ind w:left="540" w:hanging="279"/>
+        <w:spacing w:after="80" w:line="290" w:lineRule="auto"/>
+      </w:pPr>
+    </w:lvl>
+  </w:abstractNum>
+  <w:num w:numId="13">
+    <w:abstractNumId w:val="12"/>
+  </w:num>
+  <w:abstractNum w:abstractNumId="13">
+    <w:multiLevelType w:val="singleLevel"/>
+    <w:lvl w:ilvl="0">
+      <w:start w:val="1"/>
+      <w:numFmt w:val="decimal"/>
+      <w:lvlText w:val="%1."/>
+      <w:lvlJc w:val="left"/>
+      <w:pPr>
+        <w:tabs>
+          <w:tab w:val="num" w:pos="540"/>
+        </w:tabs>
+        <w:ind w:left="540" w:hanging="279"/>
+        <w:spacing w:after="80" w:line="290" w:lineRule="auto"/>
+      </w:pPr>
+    </w:lvl>
+  </w:abstractNum>
+  <w:num w:numId="14">
+    <w:abstractNumId w:val="13"/>
+  </w:num>
+  <w:abstractNum w:abstractNumId="14">
+    <w:multiLevelType w:val="singleLevel"/>
+    <w:lvl w:ilvl="0">
+      <w:start w:val="1"/>
+      <w:numFmt w:val="decimal"/>
+      <w:lvlText w:val="%1."/>
+      <w:lvlJc w:val="left"/>
+      <w:pPr>
+        <w:tabs>
+          <w:tab w:val="num" w:pos="540"/>
+        </w:tabs>
+        <w:ind w:left="540" w:hanging="279"/>
+        <w:spacing w:after="80" w:line="290" w:lineRule="auto"/>
+      </w:pPr>
+    </w:lvl>
+  </w:abstractNum>
+  <w:num w:numId="15">
+    <w:abstractNumId w:val="14"/>
+  </w:num>
+  <w:abstractNum w:abstractNumId="15">
+    <w:multiLevelType w:val="singleLevel"/>
+    <w:lvl w:ilvl="0">
+      <w:start w:val="1"/>
+      <w:numFmt w:val="decimal"/>
+      <w:lvlText w:val="%1."/>
+      <w:lvlJc w:val="left"/>
+      <w:pPr>
+        <w:tabs>
+          <w:tab w:val="num" w:pos="540"/>
+        </w:tabs>
+        <w:ind w:left="540" w:hanging="279"/>
+        <w:spacing w:after="80" w:line="290" w:lineRule="auto"/>
+      </w:pPr>
+    </w:lvl>
+  </w:abstractNum>
+  <w:num w:numId="16">
+    <w:abstractNumId w:val="15"/>
+  </w:num>
+  <w:abstractNum w:abstractNumId="16">
+    <w:multiLevelType w:val="singleLevel"/>
+    <w:lvl w:ilvl="0">
+      <w:start w:val="1"/>
+      <w:numFmt w:val="decimal"/>
+      <w:lvlText w:val="%1."/>
+      <w:lvlJc w:val="left"/>
+      <w:pPr>
+        <w:tabs>
+          <w:tab w:val="num" w:pos="540"/>
+        </w:tabs>
+        <w:ind w:left="540" w:hanging="279"/>
+        <w:spacing w:after="80" w:line="290" w:lineRule="auto"/>
+      </w:pPr>
+    </w:lvl>
+  </w:abstractNum>
+  <w:num w:numId="17">
+    <w:abstractNumId w:val="16"/>
+  </w:num>
+  <w:abstractNum w:abstractNumId="17">
+    <w:multiLevelType w:val="singleLevel"/>
+    <w:lvl w:ilvl="0">
+      <w:start w:val="1"/>
+      <w:numFmt w:val="decimal"/>
+      <w:lvlText w:val="%1."/>
+      <w:lvlJc w:val="left"/>
+      <w:pPr>
+        <w:tabs>
+          <w:tab w:val="num" w:pos="540"/>
+        </w:tabs>
+        <w:ind w:left="540" w:hanging="279"/>
+        <w:spacing w:after="80" w:line="290" w:lineRule="auto"/>
+      </w:pPr>
+    </w:lvl>
+  </w:abstractNum>
+  <w:num w:numId="18">
+    <w:abstractNumId w:val="17"/>
   </w:num>
 </w:numbering>
 </file>
@@ -20130,6 +20305,20 @@
       <w:rFonts w:ascii="Calibri" w:hAnsi="Calibri" w:eastAsia="Microsoft YaHei"/>
       <w:color w:val="203748"/>
       <w:sz w:val="24"/>
+    </w:rPr>
+  </w:style>
+  <w:style w:type="paragraph" w:customStyle="1" w:styleId="Formula">
+    <w:name w:val="Formula"/>
+    <w:pPr>
+      <w:keepLines/>
+      <w:spacing w:before="100" w:after="200"/>
+      <w:jc w:val="center"/>
+    </w:pPr>
+    <w:rPr>
+      <w:rFonts w:ascii="Calibri" w:hAnsi="Calibri" w:eastAsia="Microsoft YaHei"/>
+      <w:b/>
+      <w:color w:val="203748"/>
+      <w:sz w:val="21"/>
     </w:rPr>
   </w:style>
 </w:styles>
